--- a/testakten/insolvenzverwaltung-moebelwerk-havelberg-regelverfahren/17_schlussbericht.docx
+++ b/testakten/insolvenzverwaltung-moebelwerk-havelberg-regelverfahren/17_schlussbericht.docx
@@ -4,54 +4,76 @@
   <w:body>
     <w:p>
       <w:pPr>
+        <w:spacing w:after="160" w:line="259" w:lineRule="auto"/>
         <w:jc w:val="right"/>
       </w:pPr>
       <w:r>
         <w:rPr>
-          <w:rFonts w:ascii="Calibri" w:hAnsi="Calibri"/>
-          <w:sz w:val="22"/>
+          <w:rFonts w:ascii="Times New Roman" w:hAnsi="Times New Roman"/>
+          <w:b/>
+          <w:sz w:val="28"/>
         </w:rPr>
         <w:t>Magdeburg, 20. Januar 2027</w:t>
       </w:r>
     </w:p>
-    <w:p/>
     <w:p>
+      <w:pPr>
+        <w:spacing w:line="259" w:lineRule="auto" w:after="60"/>
+      </w:pPr>
+    </w:p>
+    <w:p>
+      <w:pPr>
+        <w:spacing w:before="120" w:after="60" w:line="259" w:lineRule="auto"/>
+      </w:pPr>
       <w:r>
         <w:rPr>
-          <w:rFonts w:ascii="Calibri" w:hAnsi="Calibri"/>
+          <w:rFonts w:ascii="Times New Roman" w:hAnsi="Times New Roman"/>
           <w:b/>
-          <w:sz w:val="20"/>
+          <w:sz w:val="22"/>
         </w:rPr>
         <w:t>Dr. Nora Westphal</w:t>
       </w:r>
     </w:p>
     <w:p>
+      <w:pPr>
+        <w:spacing w:before="120" w:after="60" w:line="259" w:lineRule="auto"/>
+      </w:pPr>
       <w:r>
         <w:rPr>
-          <w:rFonts w:ascii="Calibri" w:hAnsi="Calibri"/>
-          <w:sz w:val="20"/>
+          <w:rFonts w:ascii="Times New Roman" w:hAnsi="Times New Roman"/>
+          <w:b/>
+          <w:sz w:val="22"/>
         </w:rPr>
         <w:t>Rechtsanwältin | Insolvenzverwalterin</w:t>
       </w:r>
     </w:p>
     <w:p>
+      <w:pPr>
+        <w:spacing w:before="120" w:after="60" w:line="259" w:lineRule="auto"/>
+      </w:pPr>
       <w:r>
         <w:rPr>
-          <w:rFonts w:ascii="Calibri" w:hAnsi="Calibri"/>
-          <w:sz w:val="20"/>
+          <w:rFonts w:ascii="Times New Roman" w:hAnsi="Times New Roman"/>
+          <w:b/>
+          <w:sz w:val="22"/>
         </w:rPr>
         <w:t>Kurfürstenallee 88, 39104 Magdeburg</w:t>
       </w:r>
     </w:p>
-    <w:p/>
     <w:p>
       <w:pPr>
+        <w:spacing w:line="259" w:lineRule="auto" w:after="60"/>
+      </w:pPr>
+    </w:p>
+    <w:p>
+      <w:pPr>
+        <w:spacing w:before="120" w:after="60" w:line="259" w:lineRule="auto"/>
         <w:jc w:val="both"/>
       </w:pPr>
       <w:r>
         <w:rPr>
-          <w:rFonts w:ascii="Calibri" w:hAnsi="Calibri"/>
-          <w:b w:val="0"/>
+          <w:rFonts w:ascii="Times New Roman" w:hAnsi="Times New Roman"/>
+          <w:b/>
           <w:sz w:val="22"/>
         </w:rPr>
         <w:t>An das</w:t>
@@ -59,11 +81,12 @@
     </w:p>
     <w:p>
       <w:pPr>
+        <w:spacing w:before="120" w:after="60" w:line="259" w:lineRule="auto"/>
         <w:jc w:val="both"/>
       </w:pPr>
       <w:r>
         <w:rPr>
-          <w:rFonts w:ascii="Calibri" w:hAnsi="Calibri"/>
+          <w:rFonts w:ascii="Times New Roman" w:hAnsi="Times New Roman"/>
           <w:b/>
           <w:sz w:val="22"/>
         </w:rPr>
@@ -72,6 +95,7 @@
     </w:p>
     <w:p>
       <w:pPr>
+        <w:spacing w:line="259" w:lineRule="auto" w:after="60"/>
         <w:jc w:val="both"/>
       </w:pPr>
       <w:r>
@@ -83,9 +107,14 @@
         <w:t>39576 Stendal</w:t>
       </w:r>
     </w:p>
-    <w:p/>
     <w:p>
       <w:pPr>
+        <w:spacing w:line="259" w:lineRule="auto" w:after="60"/>
+      </w:pPr>
+    </w:p>
+    <w:p>
+      <w:pPr>
+        <w:spacing w:line="259" w:lineRule="auto" w:after="60"/>
         <w:jc w:val="left"/>
       </w:pPr>
       <w:r>
@@ -99,6 +128,7 @@
     </w:p>
     <w:p>
       <w:pPr>
+        <w:spacing w:line="259" w:lineRule="auto" w:after="60"/>
         <w:jc w:val="left"/>
       </w:pPr>
       <w:r>
@@ -110,9 +140,14 @@
         <w:t>Insolvenzverfahren über das Vermögen der Möbelwerk Havelberg GmbH</w:t>
       </w:r>
     </w:p>
-    <w:p/>
     <w:p>
       <w:pPr>
+        <w:spacing w:line="259" w:lineRule="auto" w:after="60"/>
+      </w:pPr>
+    </w:p>
+    <w:p>
+      <w:pPr>
+        <w:spacing w:line="259" w:lineRule="auto" w:after="60"/>
         <w:jc w:val="left"/>
       </w:pPr>
       <w:r>
@@ -383,9 +418,14 @@
         </w:tc>
       </w:tr>
     </w:tbl>
-    <w:p/>
     <w:p>
       <w:pPr>
+        <w:spacing w:line="259" w:lineRule="auto" w:after="60"/>
+      </w:pPr>
+    </w:p>
+    <w:p>
+      <w:pPr>
+        <w:spacing w:line="259" w:lineRule="auto" w:after="60"/>
         <w:jc w:val="left"/>
       </w:pPr>
       <w:r>
@@ -399,6 +439,7 @@
     </w:p>
     <w:p>
       <w:pPr>
+        <w:spacing w:line="259" w:lineRule="auto" w:after="60"/>
         <w:jc w:val="both"/>
       </w:pPr>
       <w:r>
@@ -881,9 +922,14 @@
         </w:tc>
       </w:tr>
     </w:tbl>
-    <w:p/>
     <w:p>
       <w:pPr>
+        <w:spacing w:line="259" w:lineRule="auto" w:after="60"/>
+      </w:pPr>
+    </w:p>
+    <w:p>
+      <w:pPr>
+        <w:spacing w:line="259" w:lineRule="auto" w:after="60"/>
         <w:jc w:val="both"/>
       </w:pPr>
       <w:r>
@@ -1306,9 +1352,14 @@
         </w:tc>
       </w:tr>
     </w:tbl>
-    <w:p/>
     <w:p>
       <w:pPr>
+        <w:spacing w:line="259" w:lineRule="auto" w:after="60"/>
+      </w:pPr>
+    </w:p>
+    <w:p>
+      <w:pPr>
+        <w:spacing w:line="259" w:lineRule="auto" w:after="60"/>
         <w:jc w:val="both"/>
       </w:pPr>
       <w:r>
@@ -1320,9 +1371,14 @@
         <w:t>Verteilungsmasse für § 38-Gläubiger: 289.790,00 EUR | Quote: ca. 18,4 %</w:t>
       </w:r>
     </w:p>
-    <w:p/>
     <w:p>
       <w:pPr>
+        <w:spacing w:line="259" w:lineRule="auto" w:after="60"/>
+      </w:pPr>
+    </w:p>
+    <w:p>
+      <w:pPr>
+        <w:spacing w:line="259" w:lineRule="auto" w:after="60"/>
         <w:jc w:val="left"/>
       </w:pPr>
       <w:r>
@@ -2299,9 +2355,14 @@
         </w:tc>
       </w:tr>
     </w:tbl>
-    <w:p/>
     <w:p>
       <w:pPr>
+        <w:spacing w:line="259" w:lineRule="auto" w:after="60"/>
+      </w:pPr>
+    </w:p>
+    <w:p>
+      <w:pPr>
+        <w:spacing w:line="259" w:lineRule="auto" w:after="60"/>
         <w:jc w:val="left"/>
       </w:pPr>
       <w:r>
@@ -2315,6 +2376,7 @@
     </w:p>
     <w:p>
       <w:pPr>
+        <w:spacing w:line="259" w:lineRule="auto" w:after="60"/>
         <w:jc w:val="both"/>
       </w:pPr>
       <w:r>
@@ -2326,9 +2388,14 @@
         <w:t>Die Insolvenzverwalterin erklärt, dass die Schlussrechnung vollständig und nach bestem Wissen erstellt ist. Sämtliche Einnahmen und Ausgaben sind durch Belege dokumentiert. Die Möbelwerk Havelberg GmbH ist nach Aufhebung des Verfahrens von Amts wegen aufgelöst. Die Löschung aus dem Handelsregister wurde beantragt. Eine Nachtragsverteilung aus ausstehenden Steuerveranlagungen wird nach Bestandskraft der Bescheide gesondert beantragt.</w:t>
       </w:r>
     </w:p>
-    <w:p/>
     <w:p>
       <w:pPr>
+        <w:spacing w:line="259" w:lineRule="auto" w:after="60"/>
+      </w:pPr>
+    </w:p>
+    <w:p>
+      <w:pPr>
+        <w:spacing w:line="259" w:lineRule="auto" w:after="60"/>
         <w:jc w:val="both"/>
       </w:pPr>
       <w:r>
@@ -2340,9 +2407,14 @@
         <w:t>Mit freundlichen Grüßen</w:t>
       </w:r>
     </w:p>
-    <w:p/>
     <w:p>
       <w:pPr>
+        <w:spacing w:line="259" w:lineRule="auto" w:after="60"/>
+      </w:pPr>
+    </w:p>
+    <w:p>
+      <w:pPr>
+        <w:spacing w:line="259" w:lineRule="auto" w:after="60"/>
         <w:jc w:val="both"/>
       </w:pPr>
       <w:r>
@@ -2356,6 +2428,7 @@
     </w:p>
     <w:p>
       <w:pPr>
+        <w:spacing w:line="259" w:lineRule="auto" w:after="60"/>
         <w:jc w:val="both"/>
       </w:pPr>
       <w:r>
@@ -2369,6 +2442,7 @@
     </w:p>
     <w:p>
       <w:pPr>
+        <w:spacing w:line="259" w:lineRule="auto" w:after="60"/>
         <w:jc w:val="both"/>
       </w:pPr>
       <w:r>
@@ -2382,13 +2456,35 @@
     </w:p>
     <w:sectPr>
       <w:headerReference w:type="default" r:id="rId9"/>
+      <w:footerReference w:type="default" r:id="rId10"/>
       <w:pgSz w:w="11906" w:h="16838"/>
-      <w:pgMar w:top="1417" w:right="1417" w:bottom="1134" w:left="1701" w:header="720" w:footer="720" w:gutter="0"/>
+      <w:pgMar w:top="1191" w:right="1247" w:bottom="1134" w:left="1361" w:header="720" w:footer="720" w:gutter="0"/>
       <w:cols w:space="720"/>
       <w:docGrid w:linePitch="360"/>
     </w:sectPr>
   </w:body>
 </w:document>
+</file>
+
+<file path=word/footer1.xml><?xml version="1.0" encoding="utf-8"?>
+<w:ftr xmlns:m="http://schemas.openxmlformats.org/officeDocument/2006/math" xmlns:mc="http://schemas.openxmlformats.org/markup-compatibility/2006" xmlns:mo="http://schemas.microsoft.com/office/mac/office/2008/main" xmlns:mv="urn:schemas-microsoft-com:mac:vml" xmlns:o="urn:schemas-microsoft-com:office:office" xmlns:r="http://schemas.openxmlformats.org/officeDocument/2006/relationships" xmlns:v="urn:schemas-microsoft-com:vml" xmlns:w10="urn:schemas-microsoft-com:office:word" xmlns:w14="http://schemas.microsoft.com/office/word/2010/wordml" xmlns:w="http://schemas.openxmlformats.org/wordprocessingml/2006/main" xmlns:wne="http://schemas.microsoft.com/office/word/2006/wordml" xmlns:wp14="http://schemas.microsoft.com/office/word/2010/wordprocessingDrawing" xmlns:wp="http://schemas.openxmlformats.org/drawingml/2006/wordprocessingDrawing" xmlns:wpc="http://schemas.microsoft.com/office/word/2010/wordprocessingCanvas" xmlns:wpg="http://schemas.microsoft.com/office/word/2010/wordprocessingGroup" xmlns:wpi="http://schemas.microsoft.com/office/word/2010/wordprocessingInk" xmlns:wps="http://schemas.microsoft.com/office/word/2010/wordprocessingShape" mc:Ignorable="w14 wp14">
+  <w:p>
+    <w:pPr>
+      <w:pStyle w:val="Footer"/>
+      <w:jc w:val="left"/>
+    </w:pPr>
+    <w:r/>
+    <w:r>
+      <w:rPr>
+        <w:rFonts w:ascii="Times New Roman" w:hAnsi="Times New Roman"/>
+        <w:b w:val="0"/>
+        <w:color w:val="777777"/>
+        <w:sz w:val="17"/>
+      </w:rPr>
+      <w:t>Vertraulich | Bearbeitungsstand Juli 2026 | nur zur Aktenbearbeitung</w:t>
+    </w:r>
+  </w:p>
+</w:ftr>
 </file>
 
 <file path=word/header1.xml><?xml version="1.0" encoding="utf-8"?>
@@ -2773,6 +2869,10 @@
     <w:name w:val="Normal"/>
     <w:qFormat/>
     <w:rsid w:val="00FC693F"/>
+    <w:rPr>
+      <w:rFonts w:ascii="Times New Roman" w:hAnsi="Times New Roman"/>
+      <w:sz w:val="22"/>
+    </w:rPr>
   </w:style>
   <w:style w:type="paragraph" w:styleId="Header">
     <w:name w:val="header"/>
@@ -2833,7 +2933,7 @@
       <w:outlineLvl w:val="0"/>
     </w:pPr>
     <w:rPr>
-      <w:rFonts w:asciiTheme="majorHAnsi" w:eastAsiaTheme="majorEastAsia" w:hAnsiTheme="majorHAnsi" w:cstheme="majorBidi"/>
+      <w:rFonts w:asciiTheme="majorHAnsi" w:eastAsiaTheme="majorEastAsia" w:hAnsiTheme="majorHAnsi" w:cstheme="majorBidi" w:ascii="Times New Roman" w:hAnsi="Times New Roman"/>
       <w:b/>
       <w:bCs/>
       <w:color w:val="365F91" w:themeColor="accent1" w:themeShade="BF"/>
@@ -2857,11 +2957,11 @@
       <w:outlineLvl w:val="1"/>
     </w:pPr>
     <w:rPr>
-      <w:rFonts w:asciiTheme="majorHAnsi" w:eastAsiaTheme="majorEastAsia" w:hAnsiTheme="majorHAnsi" w:cstheme="majorBidi"/>
+      <w:rFonts w:asciiTheme="majorHAnsi" w:eastAsiaTheme="majorEastAsia" w:hAnsiTheme="majorHAnsi" w:cstheme="majorBidi" w:ascii="Times New Roman" w:hAnsi="Times New Roman"/>
       <w:b/>
       <w:bCs/>
       <w:color w:val="4F81BD" w:themeColor="accent1"/>
-      <w:sz w:val="26"/>
+      <w:sz w:val="24"/>
       <w:szCs w:val="26"/>
     </w:rPr>
   </w:style>
@@ -3122,11 +3222,12 @@
       <w:contextualSpacing/>
     </w:pPr>
     <w:rPr>
-      <w:rFonts w:asciiTheme="majorHAnsi" w:eastAsiaTheme="majorEastAsia" w:hAnsiTheme="majorHAnsi" w:cstheme="majorBidi"/>
+      <w:rFonts w:asciiTheme="majorHAnsi" w:eastAsiaTheme="majorEastAsia" w:hAnsiTheme="majorHAnsi" w:cstheme="majorBidi" w:ascii="Times New Roman" w:hAnsi="Times New Roman"/>
+      <w:b/>
       <w:color w:val="17365D" w:themeColor="text2" w:themeShade="BF"/>
       <w:spacing w:val="5"/>
       <w:kern w:val="28"/>
-      <w:sz w:val="52"/>
+      <w:sz w:val="30"/>
       <w:szCs w:val="52"/>
     </w:rPr>
   </w:style>
